--- a/course_development/domains/active_inference_metallurgy/03_microstructural_evolution/01_systems/output/lab-protocols/01_systems-lab.docx
+++ b/course_development/domains/active_inference_metallurgy/03_microstructural_evolution/01_systems/output/lab-protocols/01_systems-lab.docx
@@ -54,7 +54,7 @@
     </w:p>
     <w:p>
       <w:r>
-        <w:t>Describe how systems operates in your system:</w:t>
+        <w:t>Describe how systems-level organization operates in your selected specimen:</w:t>
       </w:r>
     </w:p>
     <w:p>
@@ -64,7 +64,7 @@
     </w:p>
     <w:p>
       <w:r>
-        <w:t>Perform a simple calculation or simulation related to systems in your system:</w:t>
+        <w:t>Perform a simple calculation or simulation related to microstructural features in your selected specimen:</w:t>
       </w:r>
     </w:p>
     <w:p>
@@ -74,7 +74,7 @@
     </w:p>
     <w:p>
       <w:r>
-        <w:t>How did the Active Inference framework change your understanding of systems in this system?  What prediction error exists between the equilibrium model and the real behavior of your system?  How could you reduce this prediction error through better characterization or modeling?   Write your response here   Summary</w:t>
+        <w:t>How did the Active Inference framework change your understanding of microstructural organization in this specimen?  What prediction error exists between the equilibrium model and the real behavior of your system?  How could you reduce this prediction error through better characterization or modeling?   Write your response here   Summary</w:t>
       </w:r>
     </w:p>
     <w:sectPr>
